--- a/信息可视化/Output/实验材料/信息可视化设计_实验认定表_实验3_多维信息可视化系统综合设计与实现.docx
+++ b/信息可视化/Output/实验材料/信息可视化设计_实验认定表_实验3_多维信息可视化系统综合设计与实现.docx
@@ -413,26 +413,10 @@
                 <w:sz w:val="24"/>
                 <w:szCs w:val="24"/>
               </w:rPr>
-              <w:t xml:space="preserve">是（ </w:t>
+              <w:t xml:space="preserve">是（ √ ）  否（   ）</w:t>
             </w:r>
             <w:bookmarkStart w:id="11" w:name="OLE_LINK15"/>
-            <w:r>
-              <w:rPr>
-                <w:rFonts w:ascii="SimSun" w:eastAsia="SimSun" w:hAnsi="SimSun" w:cs="Times New Roman" w:hint="eastAsia"/>
-                <w:sz w:val="24"/>
-                <w:szCs w:val="24"/>
-              </w:rPr>
-              <w:t>√</w:t>
-            </w:r>
             <w:bookmarkEnd w:id="11"/>
-            <w:r>
-              <w:rPr>
-                <w:rFonts w:ascii="SimSun" w:eastAsia="SimSun" w:hAnsi="SimSun" w:cs="Times New Roman" w:hint="eastAsia"/>
-                <w:sz w:val="24"/>
-                <w:szCs w:val="24"/>
-              </w:rPr>
-              <w:t xml:space="preserve"> ）  否（   ）</w:t>
-            </w:r>
           </w:p>
         </w:tc>
       </w:tr>
@@ -584,23 +568,7 @@
                 <w:spacing w:val="-8"/>
                 <w:sz w:val="22"/>
               </w:rPr>
-              <w:t>（</w:t>
-            </w:r>
-            <w:r>
-              <w:rPr>
-                <w:rFonts w:ascii="SimSun" w:eastAsia="SimSun" w:hAnsi="SimSun" w:cs="Times New Roman" w:hint="eastAsia"/>
-                <w:sz w:val="24"/>
-                <w:szCs w:val="24"/>
-              </w:rPr>
-              <w:t>教材</w:t>
-            </w:r>
-            <w:r>
-              <w:rPr>
-                <w:rFonts w:ascii="SimSun" w:eastAsia="SimSun" w:hAnsi="SimSun" w:cs="Times New Roman" w:hint="eastAsia"/>
-                <w:spacing w:val="-8"/>
-                <w:sz w:val="22"/>
-              </w:rPr>
-              <w:t>）</w:t>
+              <w:t xml:space="preserve">（教材）</w:t>
             </w:r>
           </w:p>
         </w:tc>
@@ -946,7 +914,7 @@
                 <w:sz w:val="24"/>
                 <w:szCs w:val="24"/>
               </w:rPr>
-              <w:t xml:space="preserve">从数据获取、处理（数据到数据转换）到可视化的综合全流程实战，作为期末大实验，采用 A 卷（生活相关）和 B 卷（商业/专业相关）进行考察，工具不限，允许手绘。</w:t>
+              <w:t xml:space="preserve">从数据获取、处理（数据到数据转换）到可视化的综合全流程实战，作为期末大实验，采用 A 卷（面向生活）和 B 卷（面向消费平台）进行考察，明确提供完全手绘与数据图表制作双轨表现思路。</w:t>
             </w:r>
           </w:p>
         </w:tc>
